--- a/Data Structure/Individual Assignment 1/Task 2's MCQs.docx
+++ b/Data Structure/Individual Assignment 1/Task 2's MCQs.docx
@@ -71,7 +71,7 @@
         </w:numPr>
       </w:pPr>
       <w:r>
-        <w:t>B</w:t>
+        <w:t>A</w:t>
       </w:r>
     </w:p>
     <w:p>
